--- a/backend/data/corpus/DOC-20220311-049.docx
+++ b/backend/data/corpus/DOC-20220311-049.docx
@@ -63,7 +63,7 @@
           <w:b/>
           <w:sz w:val="21"/>
         </w:rPr>
-        <w:t>Eamon Hollingsworth, MD, Silver Creek Medical Group, Fort Collins, CO (RSM)</w:t>
+        <w:t>Anjali Larkspur, MD, Harborlight Epilepsy Center, Lakeland, FL (RSM)</w:t>
       </w:r>
     </w:p>
     <w:p>
@@ -71,7 +71,7 @@
         <w:rPr>
           <w:sz w:val="21"/>
         </w:rPr>
-        <w:t>&gt; A fragmented conversation outside the EEG suite, mostly logistics.</w:t>
+        <w:t>&gt; Caught a short window at the nurses' station between patients.</w:t>
       </w:r>
     </w:p>
     <w:p>
@@ -79,7 +79,7 @@
         <w:rPr>
           <w:sz w:val="21"/>
         </w:rPr>
-        <w:t>&gt; Noted that benefit checks takes longer than the clinical decision and that this is not specific to any one product.</w:t>
+        <w:t>&gt; Noted that formulary questions is handled by one person here and that this is not specific to any one product.</w:t>
       </w:r>
     </w:p>
     <w:p>
@@ -87,7 +87,7 @@
         <w:rPr>
           <w:sz w:val="21"/>
         </w:rPr>
-        <w:t>&gt; Compared notes on which sessions were worth the time.</w:t>
+        <w:t>&gt; Most of the discussion was about the scheduling system, which is being piloted this quarter.</w:t>
       </w:r>
     </w:p>
     <w:p>
@@ -95,7 +95,263 @@
         <w:rPr>
           <w:sz w:val="21"/>
         </w:rPr>
-        <w:t>&gt; Most of the discussion was about the prior-authorization workflow, which has not settled.</w:t>
+      </w:r>
+    </w:p>
+    <w:p>
+      <w:r>
+        <w:rPr>
+          <w:b/>
+          <w:sz w:val="21"/>
+        </w:rPr>
+        <w:t>Tobias Norrington, MD, Marbury Neurological Care Center, Mobile, AL (RSM)</w:t>
+      </w:r>
+    </w:p>
+    <w:p>
+      <w:r>
+        <w:rPr>
+          <w:sz w:val="21"/>
+        </w:rPr>
+        <w:t>&gt; A half-hour meeting in the back office, first one this quarter.</w:t>
+      </w:r>
+    </w:p>
+    <w:p>
+      <w:r>
+        <w:rPr>
+          <w:sz w:val="21"/>
+        </w:rPr>
+        <w:t>&gt; Spent some time on the surgical workup list and how workup decisions get sequenced.</w:t>
+      </w:r>
+    </w:p>
+    <w:p>
+      <w:r>
+        <w:rPr>
+          <w:sz w:val="21"/>
+        </w:rPr>
+        <w:t>&gt; The travel schedule this year came up, and little else.</w:t>
+      </w:r>
+    </w:p>
+    <w:p>
+      <w:r>
+        <w:rPr>
+          <w:sz w:val="21"/>
+        </w:rPr>
+        <w:t>&gt; Agreed to reconnect at a follow-up appointment; no materials requested.</w:t>
+      </w:r>
+    </w:p>
+    <w:p>
+      <w:r>
+        <w:rPr>
+          <w:sz w:val="21"/>
+        </w:rPr>
+        <w:t>&gt; Described a preference for slower titration in general, unrelated to any particular patient.</w:t>
+      </w:r>
+    </w:p>
+    <w:p>
+      <w:r>
+        <w:rPr>
+          <w:sz w:val="21"/>
+        </w:rPr>
+      </w:r>
+    </w:p>
+    <w:p>
+      <w:r>
+        <w:rPr>
+          <w:b/>
+          <w:sz w:val="21"/>
+        </w:rPr>
+        <w:t>Dagmar Lindenmuth, MD, Alder Point Neurology Associates, Charleston, SC (AR)</w:t>
+      </w:r>
+    </w:p>
+    <w:p>
+      <w:r>
+        <w:rPr>
+          <w:sz w:val="21"/>
+        </w:rPr>
+        <w:t>&gt; The travel schedule this year came up, and little else.</w:t>
+      </w:r>
+    </w:p>
+    <w:p>
+      <w:r>
+        <w:rPr>
+          <w:sz w:val="21"/>
+        </w:rPr>
+        <w:t>&gt; Noted that the appeals process has improved somewhat and that this is not specific to any one product.</w:t>
+      </w:r>
+    </w:p>
+    <w:p>
+      <w:r>
+        <w:rPr>
+          <w:sz w:val="21"/>
+        </w:rPr>
+        <w:t>&gt; The new charting templates changed again last month, and that took up the first part of the conversation.</w:t>
+      </w:r>
+    </w:p>
+    <w:p>
+      <w:r>
+        <w:rPr>
+          <w:sz w:val="21"/>
+        </w:rPr>
+        <w:t>&gt; Spent some time on the pediatric-to-adult transfers and how workup decisions get sequenced.</w:t>
+      </w:r>
+    </w:p>
+    <w:p>
+      <w:r>
+        <w:rPr>
+          <w:sz w:val="21"/>
+        </w:rPr>
+        <w:t>&gt; Formulary placement was the only product-adjacent topic, and only in general terms.</w:t>
+      </w:r>
+    </w:p>
+    <w:p>
+      <w:r>
+        <w:rPr>
+          <w:sz w:val="21"/>
+        </w:rPr>
+      </w:r>
+    </w:p>
+    <w:p>
+      <w:r>
+        <w:rPr>
+          <w:b/>
+          <w:sz w:val="21"/>
+        </w:rPr>
+        <w:t>Harold Jessup, MD, Magnolia Grove Clinic, Jackson, MS (AR)</w:t>
+      </w:r>
+    </w:p>
+    <w:p>
+      <w:r>
+        <w:rPr>
+          <w:sz w:val="21"/>
+        </w:rPr>
+        <w:t>&gt; A productive meeting in the corridor, first one this quarter.</w:t>
+      </w:r>
+    </w:p>
+    <w:p>
+      <w:r>
+        <w:rPr>
+          <w:sz w:val="21"/>
+        </w:rPr>
+        <w:t>&gt; Titration habits came up in general terms; no specifics were discussed and none were offered.</w:t>
+      </w:r>
+    </w:p>
+    <w:p>
+      <w:r>
+        <w:rPr>
+          <w:sz w:val="21"/>
+        </w:rPr>
+        <w:t>&gt; Spent some time on long-standing patients and how workup decisions get sequenced.</w:t>
+      </w:r>
+    </w:p>
+    <w:p>
+      <w:r>
+        <w:rPr>
+          <w:sz w:val="21"/>
+        </w:rPr>
+        <w:t>&gt; Asked whether I had seen a guideline update discussed at journal club; I had not, and offered nothing in return.</w:t>
+      </w:r>
+    </w:p>
+    <w:p>
+      <w:r>
+        <w:rPr>
+          <w:sz w:val="21"/>
+        </w:rPr>
+        <w:t>&gt; Onboarding the epilepsy fellow is the current preoccupation here.</w:t>
+      </w:r>
+    </w:p>
+    <w:p>
+      <w:r>
+        <w:rPr>
+          <w:sz w:val="21"/>
+        </w:rPr>
+      </w:r>
+    </w:p>
+    <w:p>
+      <w:r>
+        <w:rPr>
+          <w:b/>
+          <w:sz w:val="21"/>
+        </w:rPr>
+        <w:t>Gemma Norrington, MD, Foxglove Health Neurology, Portland, ME (RSM)</w:t>
+      </w:r>
+    </w:p>
+    <w:p>
+      <w:r>
+        <w:rPr>
+          <w:sz w:val="21"/>
+        </w:rPr>
+        <w:t>&gt; The practice lost a rotating resident and has not backfilled, so clinic throughput is slowly recovering.</w:t>
+      </w:r>
+    </w:p>
+    <w:p>
+      <w:r>
+        <w:rPr>
+          <w:sz w:val="21"/>
+        </w:rPr>
+        <w:t>&gt; Benefit checks takes longer than the clinical decision, which came up as a general frustration.</w:t>
+      </w:r>
+    </w:p>
+    <w:p>
+      <w:r>
+        <w:rPr>
+          <w:sz w:val="21"/>
+        </w:rPr>
+        <w:t>&gt; Onboarding one of the nurse practitioners is the current preoccupation here.</w:t>
+      </w:r>
+    </w:p>
+    <w:p>
+      <w:r>
+        <w:rPr>
+          <w:sz w:val="21"/>
+        </w:rPr>
+        <w:t>&gt; Formulary placement was the only product-adjacent topic, and only in general terms.</w:t>
+      </w:r>
+    </w:p>
+    <w:p>
+      <w:r>
+        <w:rPr>
+          <w:sz w:val="21"/>
+        </w:rPr>
+        <w:t>&gt; Asked whether I would be at the meeting later this year.</w:t>
+      </w:r>
+    </w:p>
+    <w:p>
+      <w:r>
+        <w:rPr>
+          <w:sz w:val="21"/>
+        </w:rPr>
+      </w:r>
+    </w:p>
+    <w:p>
+      <w:r>
+        <w:rPr>
+          <w:b/>
+          <w:sz w:val="21"/>
+        </w:rPr>
+        <w:t>Wilhelmina Eastmond, MD, Fox Hollow Neurology Partners, Tucson, AZ (RSM)</w:t>
+      </w:r>
+    </w:p>
+    <w:p>
+      <w:r>
+        <w:rPr>
+          <w:sz w:val="21"/>
+        </w:rPr>
+        <w:t>&gt; The appeals process is handled by one person here, which came up as a general frustration.</w:t>
+      </w:r>
+    </w:p>
+    <w:p>
+      <w:r>
+        <w:rPr>
+          <w:sz w:val="21"/>
+        </w:rPr>
+        <w:t>&gt; Asked about my travel schedule, since visits keep landing on the busiest clinic days.</w:t>
+      </w:r>
+    </w:p>
+    <w:p>
+      <w:r>
+        <w:rPr>
+          <w:sz w:val="21"/>
+        </w:rPr>
+        <w:t>&gt; The scheduling system is being piloted this quarter, and that took up the first part of the conversation.</w:t>
       </w:r>
     </w:p>
     <w:p>
@@ -119,7 +375,7 @@
           <w:b/>
           <w:sz w:val="21"/>
         </w:rPr>
-        <w:t>Anouk Brannigan, MD, Windrow Neuroscience Center, Eugene, OR (RSM)</w:t>
+        <w:t>Hadley Dunmore, MD, Fox Hollow Neurology Partners, Roanoke, VA (RSM)</w:t>
       </w:r>
     </w:p>
     <w:p>
@@ -127,7 +383,7 @@
         <w:rPr>
           <w:sz w:val="21"/>
         </w:rPr>
-        <w:t>&gt; A full conversation by the scheduling desk, mostly logistics.</w:t>
+        <w:t>&gt; A compressed conversation between clinic blocks, mostly logistics.</w:t>
       </w:r>
     </w:p>
     <w:p>
@@ -135,7 +391,7 @@
         <w:rPr>
           <w:sz w:val="21"/>
         </w:rPr>
-        <w:t>&gt; Talked through newly referred patients in general terms, without any specific case.</w:t>
+        <w:t>&gt; Noted that formulary questions takes longer than the clinical decision and that this is not specific to any one product.</w:t>
       </w:r>
     </w:p>
     <w:p>
@@ -143,7 +399,23 @@
         <w:rPr>
           <w:sz w:val="21"/>
         </w:rPr>
-        <w:t>&gt; Noted that formulary questions is handled by one person here and that this is not specific to any one product.</w:t>
+        <w:t>&gt; Referenced a session summary from a colleague in passing.</w:t>
+      </w:r>
+    </w:p>
+    <w:p>
+      <w:r>
+        <w:rPr>
+          <w:sz w:val="21"/>
+        </w:rPr>
+        <w:t>&gt; Clinic throughput looks better than last year since the summer, which shapes how much time there is for anything else.</w:t>
+      </w:r>
+    </w:p>
+    <w:p>
+      <w:r>
+        <w:rPr>
+          <w:sz w:val="21"/>
+        </w:rPr>
+        <w:t>&gt; The composition of the surgical workup list has shifted over the last year or two.</w:t>
       </w:r>
     </w:p>
     <w:p>
@@ -159,7 +431,7 @@
           <w:b/>
           <w:sz w:val="21"/>
         </w:rPr>
-        <w:t>Lukas Eastmond, MD, Thornfield Regional Epilepsy Program, Savannah, GA (RSM)</w:t>
+        <w:t>Rohan Barrowman, MD, Beacon Hill Neurology Associates, Roanoke, VA (AR)</w:t>
       </w:r>
     </w:p>
     <w:p>
@@ -167,7 +439,7 @@
         <w:rPr>
           <w:sz w:val="21"/>
         </w:rPr>
-        <w:t>&gt; Asked whether I had seen a review that circulated on the service; I had not, and offered nothing in return.</w:t>
+        <w:t>&gt; A fragmented meeting at the end of the clinic list, first one this quarter.</w:t>
       </w:r>
     </w:p>
     <w:p>
@@ -175,399 +447,7 @@
         <w:rPr>
           <w:sz w:val="21"/>
         </w:rPr>
-        <w:t>&gt; The appeals process remains the slowest step, which came up as a general frustration.</w:t>
-      </w:r>
-    </w:p>
-    <w:p>
-      <w:r>
-        <w:rPr>
-          <w:sz w:val="21"/>
-        </w:rPr>
-        <w:t>&gt; The travel schedule this year came up, and little else.</w:t>
-      </w:r>
-    </w:p>
-    <w:p>
-      <w:r>
-        <w:rPr>
-          <w:sz w:val="21"/>
-        </w:rPr>
-      </w:r>
-    </w:p>
-    <w:p>
-      <w:r>
-        <w:rPr>
-          <w:b/>
-          <w:sz w:val="21"/>
-        </w:rPr>
-        <w:t>Mairead Sandoval-Reyes, MD, Willowmere Neuroscience Center, Chattanooga, TN (RSM)</w:t>
-      </w:r>
-    </w:p>
-    <w:p>
-      <w:r>
-        <w:rPr>
-          <w:sz w:val="21"/>
-        </w:rPr>
-        <w:t>&gt; Routine follow-up slots looks better than last year since the summer, which shapes how much time there is for anything else.</w:t>
-      </w:r>
-    </w:p>
-    <w:p>
-      <w:r>
-        <w:rPr>
-          <w:sz w:val="21"/>
-        </w:rPr>
-        <w:t>&gt; Noted that formulary questions remains the slowest step and that this is not specific to any one product.</w:t>
-      </w:r>
-    </w:p>
-    <w:p>
-      <w:r>
-        <w:rPr>
-          <w:sz w:val="21"/>
-        </w:rPr>
-        <w:t>&gt; Described the practice as early in its experience here, with nothing to report yet.</w:t>
-      </w:r>
-    </w:p>
-    <w:p>
-      <w:r>
-        <w:rPr>
-          <w:sz w:val="21"/>
-        </w:rPr>
-        <w:t>&gt; Compared notes on which sessions were worth the time.</w:t>
-      </w:r>
-    </w:p>
-    <w:p>
-      <w:r>
-        <w:rPr>
-          <w:sz w:val="21"/>
-        </w:rPr>
-        <w:t>&gt; Described a preference for slower titration in general, unrelated to any particular patient.</w:t>
-      </w:r>
-    </w:p>
-    <w:p>
-      <w:r>
-        <w:rPr>
-          <w:sz w:val="21"/>
-        </w:rPr>
-      </w:r>
-    </w:p>
-    <w:p>
-      <w:r>
-        <w:rPr>
-          <w:b/>
-          <w:sz w:val="21"/>
-        </w:rPr>
-        <w:t>Odalys Thistlewood, MD, Silver Creek Medical Group, Oakland, CA (RSM)</w:t>
-      </w:r>
-    </w:p>
-    <w:p>
-      <w:r>
-        <w:rPr>
-          <w:sz w:val="21"/>
-        </w:rPr>
-        <w:t>&gt; Asked whether I had seen a case series someone forwarded; I had not, and offered nothing in return.</w:t>
-      </w:r>
-    </w:p>
-    <w:p>
-      <w:r>
-        <w:rPr>
-          <w:sz w:val="21"/>
-        </w:rPr>
-        <w:t>&gt; Titration habits came up in general terms; no specifics were discussed and none were offered.</w:t>
-      </w:r>
-    </w:p>
-    <w:p>
-      <w:r>
-        <w:rPr>
-          <w:sz w:val="21"/>
-        </w:rPr>
-        <w:t>&gt; Talked through the refractory group in general terms, without any specific case.</w:t>
-      </w:r>
-    </w:p>
-    <w:p>
-      <w:r>
-        <w:rPr>
-          <w:sz w:val="21"/>
-        </w:rPr>
-        <w:t>&gt; Asked about my travel schedule, since visits keep landing on the busiest clinic days.</w:t>
-      </w:r>
-    </w:p>
-    <w:p>
-      <w:r>
-        <w:rPr>
-          <w:sz w:val="21"/>
-        </w:rPr>
-      </w:r>
-    </w:p>
-    <w:p>
-      <w:r>
-        <w:rPr>
-          <w:b/>
-          <w:sz w:val="21"/>
-        </w:rPr>
-        <w:t>Sonali Corliss, MD, Lakeshore Neurological Care Center, Akron, OH (RSM)</w:t>
-      </w:r>
-    </w:p>
-    <w:p>
-      <w:r>
-        <w:rPr>
-          <w:sz w:val="21"/>
-        </w:rPr>
-        <w:t>&gt; Caught an unexpectedly long window at the nurses' station between patients.</w:t>
-      </w:r>
-    </w:p>
-    <w:p>
-      <w:r>
-        <w:rPr>
-          <w:sz w:val="21"/>
-        </w:rPr>
-        <w:t>&gt; Mentioned a session summary from a colleague but did not raise any specific finding.</w:t>
-      </w:r>
-    </w:p>
-    <w:p>
-      <w:r>
-        <w:rPr>
-          <w:sz w:val="21"/>
-        </w:rPr>
-        <w:t>&gt; Compared notes on which sessions were worth the time.</w:t>
-      </w:r>
-    </w:p>
-    <w:p>
-      <w:r>
-        <w:rPr>
-          <w:sz w:val="21"/>
-        </w:rPr>
-      </w:r>
-    </w:p>
-    <w:p>
-      <w:r>
-        <w:rPr>
-          <w:b/>
-          <w:sz w:val="21"/>
-        </w:rPr>
-        <w:t>Quentin Hollingsworth, MD, Ember Lake Medical Group, Tucson, AZ (RSM)</w:t>
-      </w:r>
-    </w:p>
-    <w:p>
-      <w:r>
-        <w:rPr>
-          <w:sz w:val="21"/>
-        </w:rPr>
-        <w:t>&gt; A fragmented visit in the shared office; the schedule was tight.</w:t>
-      </w:r>
-    </w:p>
-    <w:p>
-      <w:r>
-        <w:rPr>
-          <w:sz w:val="21"/>
-        </w:rPr>
-        <w:t>&gt; Noted that coverage paperwork varies by payer and that this is not specific to any one product.</w:t>
-      </w:r>
-    </w:p>
-    <w:p>
-      <w:r>
-        <w:rPr>
-          <w:sz w:val="21"/>
-        </w:rPr>
-        <w:t>&gt; Referenced a case series someone forwarded in passing.</w:t>
-      </w:r>
-    </w:p>
-    <w:p>
-      <w:r>
-        <w:rPr>
-          <w:sz w:val="21"/>
-        </w:rPr>
-        <w:t>&gt; No product discussion. Safety items asked about and confirmed none.</w:t>
-      </w:r>
-    </w:p>
-    <w:p>
-      <w:r>
-        <w:rPr>
-          <w:sz w:val="21"/>
-        </w:rPr>
-        <w:t>&gt; The composition of the pediatric-to-adult transfers has shifted over the last year or two.</w:t>
-      </w:r>
-    </w:p>
-    <w:p>
-      <w:r>
-        <w:rPr>
-          <w:sz w:val="21"/>
-        </w:rPr>
-      </w:r>
-    </w:p>
-    <w:p>
-      <w:r>
-        <w:rPr>
-          <w:b/>
-          <w:sz w:val="21"/>
-        </w:rPr>
-        <w:t>Hamish Marchetti, MD, Riverstone Comprehensive Epilepsy Clinic, Hartford, CT (RSM)</w:t>
-      </w:r>
-    </w:p>
-    <w:p>
-      <w:r>
-        <w:rPr>
-          <w:sz w:val="21"/>
-        </w:rPr>
-        <w:t>&gt; Caught a half-hour window in the reading room between patients.</w:t>
-      </w:r>
-    </w:p>
-    <w:p>
-      <w:r>
-        <w:rPr>
-          <w:sz w:val="21"/>
-        </w:rPr>
-        <w:t>&gt; Closed there — no product discussion.</w:t>
-      </w:r>
-    </w:p>
-    <w:p>
-      <w:r>
-        <w:rPr>
-          <w:sz w:val="21"/>
-        </w:rPr>
-        <w:t>&gt; The travel schedule this year came up, and little else.</w:t>
-      </w:r>
-    </w:p>
-    <w:p>
-      <w:r>
-        <w:rPr>
-          <w:sz w:val="21"/>
-        </w:rPr>
-        <w:t>&gt; Most of the discussion was about the phone triage line, which changed again last month.</w:t>
-      </w:r>
-    </w:p>
-    <w:p>
-      <w:r>
-        <w:rPr>
-          <w:sz w:val="21"/>
-        </w:rPr>
-      </w:r>
-    </w:p>
-    <w:p>
-      <w:r>
-        <w:rPr>
-          <w:b/>
-          <w:sz w:val="21"/>
-        </w:rPr>
-        <w:t>Hannah Beaufort, MD, Silver Peak Clinic, Reno, NV (RSM)</w:t>
-      </w:r>
-    </w:p>
-    <w:p>
-      <w:r>
-        <w:rPr>
-          <w:sz w:val="21"/>
-        </w:rPr>
-        <w:t>&gt; Described how the pediatric-to-adult transfers is triaged now compared with before.</w:t>
-      </w:r>
-    </w:p>
-    <w:p>
-      <w:r>
-        <w:rPr>
-          <w:sz w:val="21"/>
-        </w:rPr>
-        <w:t>&gt; No materials requested this time. Asked about safety and confirmed nothing to report.</w:t>
-      </w:r>
-    </w:p>
-    <w:p>
-      <w:r>
-        <w:rPr>
-          <w:sz w:val="21"/>
-        </w:rPr>
-        <w:t>&gt; Described the practice as early in its experience here, with nothing to report yet.</w:t>
-      </w:r>
-    </w:p>
-    <w:p>
-      <w:r>
-        <w:rPr>
-          <w:sz w:val="21"/>
-        </w:rPr>
-        <w:t>&gt; The referral queue looks better than last year since the summer, which shapes how much time there is for anything else.</w:t>
-      </w:r>
-    </w:p>
-    <w:p>
-      <w:r>
-        <w:rPr>
-          <w:sz w:val="21"/>
-        </w:rPr>
-        <w:t>&gt; Described a preference for slower titration in general, unrelated to any particular patient.</w:t>
-      </w:r>
-    </w:p>
-    <w:p>
-      <w:r>
-        <w:rPr>
-          <w:sz w:val="21"/>
-        </w:rPr>
-      </w:r>
-    </w:p>
-    <w:p>
-      <w:r>
-        <w:rPr>
-          <w:b/>
-          <w:sz w:val="21"/>
-        </w:rPr>
-        <w:t>Jorge Maldonado, MD, Redwood Basin Medical Group, Sacramento, CA (RSM)</w:t>
-      </w:r>
-    </w:p>
-    <w:p>
-      <w:r>
-        <w:rPr>
-          <w:sz w:val="21"/>
-        </w:rPr>
-        <w:t>&gt; Caught a clipped window in the workroom between patients.</w:t>
-      </w:r>
-    </w:p>
-    <w:p>
-      <w:r>
-        <w:rPr>
-          <w:sz w:val="21"/>
-        </w:rPr>
-        <w:t>&gt; Titration habits came up in general terms; no specifics were discussed and none were offered.</w:t>
-      </w:r>
-    </w:p>
-    <w:p>
-      <w:r>
-        <w:rPr>
-          <w:sz w:val="21"/>
-        </w:rPr>
-        <w:t>&gt; The scheduling system has not settled, and that took up the first part of the conversation.</w:t>
-      </w:r>
-    </w:p>
-    <w:p>
-      <w:r>
-        <w:rPr>
-          <w:sz w:val="21"/>
-        </w:rPr>
-        <w:t>&gt; Talked through the older half of the panel in general terms, without any specific case.</w:t>
-      </w:r>
-    </w:p>
-    <w:p>
-      <w:r>
-        <w:rPr>
-          <w:sz w:val="21"/>
-        </w:rPr>
-      </w:r>
-    </w:p>
-    <w:p>
-      <w:r>
-        <w:rPr>
-          <w:b/>
-          <w:sz w:val="21"/>
-        </w:rPr>
-        <w:t>Zubin Cavanaugh, MD, Palmetto Neurology Institute, Spokane, WA (RSM)</w:t>
-      </w:r>
-    </w:p>
-    <w:p>
-      <w:r>
-        <w:rPr>
-          <w:sz w:val="21"/>
-        </w:rPr>
-        <w:t>&gt; A productive visit outside the EEG suite; the schedule was tight.</w:t>
-      </w:r>
-    </w:p>
-    <w:p>
-      <w:r>
-        <w:rPr>
-          <w:sz w:val="21"/>
-        </w:rPr>
-        <w:t>&gt; Mentioned a guideline update discussed at journal club but did not raise any specific finding.</w:t>
+        <w:t>&gt; Mostly small talk about the program and the venue.</w:t>
       </w:r>
     </w:p>
     <w:p>
@@ -591,7 +471,7 @@
           <w:b/>
           <w:sz w:val="21"/>
         </w:rPr>
-        <w:t>Lachlan Zeitler, MD, Bluestem Comprehensive Epilepsy Clinic, Wichita, KS (AR)</w:t>
+        <w:t>Renata Steinmetz, MD, Vantage Park Regional Epilepsy Program, Toledo, OH (RSM)</w:t>
       </w:r>
     </w:p>
     <w:p>
@@ -599,7 +479,7 @@
         <w:rPr>
           <w:sz w:val="21"/>
         </w:rPr>
-        <w:t>&gt; Caught a rushed window between clinic blocks between patients.</w:t>
+        <w:t>&gt; A full meeting in the back office, first one this quarter.</w:t>
       </w:r>
     </w:p>
     <w:p>
@@ -607,7 +487,7 @@
         <w:rPr>
           <w:sz w:val="21"/>
         </w:rPr>
-        <w:t>&gt; The practice lost one of the nurse practitioners and has not backfilled, so routine follow-up slots keeps slipping.</w:t>
+        <w:t>&gt; Mentioned a session summary from a colleague but did not raise any specific finding.</w:t>
       </w:r>
     </w:p>
     <w:p>
@@ -615,15 +495,7 @@
         <w:rPr>
           <w:sz w:val="21"/>
         </w:rPr>
-        <w:t>&gt; Formulary placement was the only product-adjacent topic, and only in general terms.</w:t>
-      </w:r>
-    </w:p>
-    <w:p>
-      <w:r>
-        <w:rPr>
-          <w:sz w:val="21"/>
-        </w:rPr>
-        <w:t>&gt; Mentioned a guideline update discussed at journal club but did not raise any specific finding.</w:t>
+        <w:t>&gt; The patient portal is being piloted this quarter, and that took up the first part of the conversation.</w:t>
       </w:r>
     </w:p>
     <w:p>
@@ -639,7 +511,7 @@
           <w:b/>
           <w:sz w:val="21"/>
         </w:rPr>
-        <w:t>Renee Calloway, MD, Palmetto Neurology Associates, Charleston, SC (RSM)</w:t>
+        <w:t>Eloise Cavanaugh, MD, Marbury Neurological Care Center, Trenton, NJ (RSM)</w:t>
       </w:r>
     </w:p>
     <w:p>
@@ -647,7 +519,7 @@
         <w:rPr>
           <w:sz w:val="21"/>
         </w:rPr>
-        <w:t>&gt; Stopped by at the end of the clinic list for a brief conversation.</w:t>
+        <w:t>&gt; Mostly small talk about the program and the venue.</w:t>
       </w:r>
     </w:p>
     <w:p>
@@ -655,7 +527,7 @@
         <w:rPr>
           <w:sz w:val="21"/>
         </w:rPr>
-        <w:t>&gt; Mentioned a review that circulated on the service but did not raise any specific finding.</w:t>
+        <w:t>&gt; Formulary questions remains the slowest step, which came up as a general frustration.</w:t>
       </w:r>
     </w:p>
     <w:p>
@@ -663,7 +535,151 @@
         <w:rPr>
           <w:sz w:val="21"/>
         </w:rPr>
-        <w:t>&gt; Referral patterns into this clinic have changed, and newly referred patients is a bigger share than it was.</w:t>
+        <w:t>&gt; Talked through newly referred patients in general terms, without any specific case.</w:t>
+      </w:r>
+    </w:p>
+    <w:p>
+      <w:r>
+        <w:rPr>
+          <w:sz w:val="21"/>
+        </w:rPr>
+        <w:t>&gt; Asked about my travel schedule, since visits keep landing on the busiest clinic days.</w:t>
+      </w:r>
+    </w:p>
+    <w:p>
+      <w:r>
+        <w:rPr>
+          <w:sz w:val="21"/>
+        </w:rPr>
+        <w:t>&gt; Left it at that, with a call later this month to be scheduled.</w:t>
+      </w:r>
+    </w:p>
+    <w:p>
+      <w:r>
+        <w:rPr>
+          <w:sz w:val="21"/>
+        </w:rPr>
+      </w:r>
+    </w:p>
+    <w:p>
+      <w:r>
+        <w:rPr>
+          <w:b/>
+          <w:sz w:val="21"/>
+        </w:rPr>
+        <w:t>Grace Lindqvist, MD, Riverstone Medical Group, Hartford, CT (RSM)</w:t>
+      </w:r>
+    </w:p>
+    <w:p>
+      <w:r>
+        <w:rPr>
+          <w:sz w:val="21"/>
+        </w:rPr>
+        <w:t>&gt; A twenty-minute conversation between clinic blocks, mostly logistics.</w:t>
+      </w:r>
+    </w:p>
+    <w:p>
+      <w:r>
+        <w:rPr>
+          <w:sz w:val="21"/>
+        </w:rPr>
+        <w:t>&gt; The prior-authorization workflow has not settled, and that took up the first part of the conversation.</w:t>
+      </w:r>
+    </w:p>
+    <w:p>
+      <w:r>
+        <w:rPr>
+          <w:sz w:val="21"/>
+        </w:rPr>
+        <w:t>&gt; Noted that formulary questions has improved somewhat and that this is not specific to any one product.</w:t>
+      </w:r>
+    </w:p>
+    <w:p>
+      <w:r>
+        <w:rPr>
+          <w:sz w:val="21"/>
+        </w:rPr>
+      </w:r>
+    </w:p>
+    <w:p>
+      <w:r>
+        <w:rPr>
+          <w:b/>
+          <w:sz w:val="21"/>
+        </w:rPr>
+        <w:t>Jaromir Steinmetz, MD, Windrow Neuroscience Center, Lakeland, FL (AR)</w:t>
+      </w:r>
+    </w:p>
+    <w:p>
+      <w:r>
+        <w:rPr>
+          <w:sz w:val="21"/>
+        </w:rPr>
+        <w:t>&gt; A rushed conversation in the reading room, mostly logistics.</w:t>
+      </w:r>
+    </w:p>
+    <w:p>
+      <w:r>
+        <w:rPr>
+          <w:sz w:val="21"/>
+        </w:rPr>
+        <w:t>&gt; Talked through the surgical workup list in general terms, without any specific case.</w:t>
+      </w:r>
+    </w:p>
+    <w:p>
+      <w:r>
+        <w:rPr>
+          <w:sz w:val="21"/>
+        </w:rPr>
+        <w:t>&gt; Benefit verification is the step that most often delays a start here.</w:t>
+      </w:r>
+    </w:p>
+    <w:p>
+      <w:r>
+        <w:rPr>
+          <w:sz w:val="21"/>
+        </w:rPr>
+      </w:r>
+    </w:p>
+    <w:p>
+      <w:r>
+        <w:rPr>
+          <w:b/>
+          <w:sz w:val="21"/>
+        </w:rPr>
+        <w:t>Odalys Stanhope, MD, Copperfield Neurology Institute, Trenton, NJ (RSM)</w:t>
+      </w:r>
+    </w:p>
+    <w:p>
+      <w:r>
+        <w:rPr>
+          <w:sz w:val="21"/>
+        </w:rPr>
+        <w:t>&gt; Referenced a case series someone forwarded in passing.</w:t>
+      </w:r>
+    </w:p>
+    <w:p>
+      <w:r>
+        <w:rPr>
+          <w:sz w:val="21"/>
+        </w:rPr>
+        <w:t>&gt; Left it at that, with a follow-up appointment to be scheduled.</w:t>
+      </w:r>
+    </w:p>
+    <w:p>
+      <w:r>
+        <w:rPr>
+          <w:sz w:val="21"/>
+        </w:rPr>
+        <w:t>&gt; The practice lost one of the nurse practitioners and has not backfilled, so clinic throughput is slowly recovering.</w:t>
+      </w:r>
+    </w:p>
+    <w:p>
+      <w:r>
+        <w:rPr>
+          <w:sz w:val="21"/>
+        </w:rPr>
+        <w:t>&gt; Asked whether I would be at the meeting later this year.</w:t>
       </w:r>
     </w:p>
     <w:p>
